--- a/episodes/The_Dark_Rise_Episode_22.docx
+++ b/episodes/The_Dark_Rise_Episode_22.docx
@@ -287,7 +287,7 @@
           <w:sz w:val="24"/>
           <w:szCs w:val="24"/>
         </w:rPr>
-        <w:t xml:space="preserve">Beneath the ak-pu roots, the entity felt the shape of that conversation the way it felt every conversation that touched on its own threads now, a ripple moving through the fear it kept careful watch over, and weighed what it meant that real knowledge, however incomplete, was being offered to the man most likely to use it badly.</w:t>
+        <w:t xml:space="preserve">Beneath the iroko roots, the entity felt the shape of that conversation the way it felt every conversation that touched on its own threads now, a ripple moving through the fear it kept careful watch over, and weighed what it meant that real knowledge, however incomplete, was being offered to the man most likely to use it badly.</w:t>
       </w:r>
     </w:p>
     <w:p>

--- a/episodes/The_Dark_Rise_Episode_22.docx
+++ b/episodes/The_Dark_Rise_Episode_22.docx
@@ -154,20 +154,7 @@
     </w:p>
     <w:p>
       <w:pPr>
-        <w:spacing w:after="0" w:line="360"/>
-      </w:pPr>
-      <w:r>
-        <w:rPr>
-          <w:rFonts w:ascii="Georgia" w:hAnsi="Georgia" w:cs="Georgia"/>
-          <w:sz w:val="24"/>
-          <w:szCs w:val="24"/>
-        </w:rPr>
-        <w:t xml:space="preserve"/>
-      </w:r>
-    </w:p>
-    <w:p>
-      <w:pPr>
-        <w:spacing w:after="60" w:line="360"/>
+        <w:spacing w:after="60" w:line="360" w:before="480"/>
         <w:ind w:firstLine="360"/>
       </w:pPr>
       <w:r>
@@ -265,20 +252,7 @@
     </w:p>
     <w:p>
       <w:pPr>
-        <w:spacing w:after="0" w:line="360"/>
-      </w:pPr>
-      <w:r>
-        <w:rPr>
-          <w:rFonts w:ascii="Georgia" w:hAnsi="Georgia" w:cs="Georgia"/>
-          <w:sz w:val="24"/>
-          <w:szCs w:val="24"/>
-        </w:rPr>
-        <w:t xml:space="preserve"/>
-      </w:r>
-    </w:p>
-    <w:p>
-      <w:pPr>
-        <w:spacing w:after="60" w:line="360"/>
+        <w:spacing w:after="60" w:line="360" w:before="480"/>
         <w:ind w:firstLine="360"/>
       </w:pPr>
       <w:r>
@@ -334,20 +308,7 @@
     </w:p>
     <w:p>
       <w:pPr>
-        <w:spacing w:after="0" w:line="360"/>
-      </w:pPr>
-      <w:r>
-        <w:rPr>
-          <w:rFonts w:ascii="Georgia" w:hAnsi="Georgia" w:cs="Georgia"/>
-          <w:sz w:val="24"/>
-          <w:szCs w:val="24"/>
-        </w:rPr>
-        <w:t xml:space="preserve"/>
-      </w:r>
-    </w:p>
-    <w:p>
-      <w:pPr>
-        <w:spacing w:after="60" w:line="360"/>
+        <w:spacing w:after="60" w:line="360" w:before="480"/>
         <w:ind w:firstLine="360"/>
       </w:pPr>
       <w:r>
@@ -361,15 +322,16 @@
     </w:p>
     <w:p>
       <w:pPr>
-        <w:spacing w:after="0" w:line="360"/>
-      </w:pPr>
-      <w:r>
-        <w:rPr>
-          <w:rFonts w:ascii="Georgia" w:hAnsi="Georgia" w:cs="Georgia"/>
-          <w:sz w:val="24"/>
-          <w:szCs w:val="24"/>
-        </w:rPr>
-        <w:t xml:space="preserve"/>
+        <w:spacing w:after="60" w:line="360" w:before="480"/>
+        <w:ind w:firstLine="360"/>
+      </w:pPr>
+      <w:r>
+        <w:rPr>
+          <w:rFonts w:ascii="Georgia" w:hAnsi="Georgia" w:cs="Georgia"/>
+          <w:sz w:val="24"/>
+          <w:szCs w:val="24"/>
+        </w:rPr>
+        <w:t xml:space="preserve">In Oso, the cold voice revised its ledger.</w:t>
       </w:r>
     </w:p>
     <w:p>
@@ -385,25 +347,12 @@
           <w:bCs/>
           <w:caps/>
         </w:rPr>
-        <w:t xml:space="preserve">DIBIA THREAD: RISK REASSESSED, LOW TO MODERATE. DEFENSE DECISION: DEFERRED. VESSEL: EARLY SENTENCE FORMATION UNDERWAY.</w:t>
-      </w:r>
-    </w:p>
-    <w:p>
-      <w:pPr>
-        <w:spacing w:after="0" w:line="360"/>
-      </w:pPr>
-      <w:r>
-        <w:rPr>
-          <w:rFonts w:ascii="Georgia" w:hAnsi="Georgia" w:cs="Georgia"/>
-          <w:sz w:val="24"/>
-          <w:szCs w:val="24"/>
-        </w:rPr>
-        <w:t xml:space="preserve"/>
-      </w:r>
-    </w:p>
-    <w:p>
-      <w:pPr>
-        <w:spacing w:after="60" w:line="360"/>
+        <w:t xml:space="preserve">Dibia thread: risk reassessed, low to moderate. Defense decision: deferred. Vessel: early sentence formation underway.</w:t>
+      </w:r>
+    </w:p>
+    <w:p>
+      <w:pPr>
+        <w:spacing w:after="60" w:line="360" w:before="480"/>
         <w:ind w:firstLine="360"/>
       </w:pPr>
       <w:r>
@@ -501,20 +450,7 @@
     </w:p>
     <w:p>
       <w:pPr>
-        <w:spacing w:after="0" w:line="360"/>
-      </w:pPr>
-      <w:r>
-        <w:rPr>
-          <w:rFonts w:ascii="Georgia" w:hAnsi="Georgia" w:cs="Georgia"/>
-          <w:sz w:val="24"/>
-          <w:szCs w:val="24"/>
-        </w:rPr>
-        <w:t xml:space="preserve"/>
-      </w:r>
-    </w:p>
-    <w:p>
-      <w:pPr>
-        <w:spacing w:after="60" w:line="360"/>
+        <w:spacing w:after="60" w:line="360" w:before="480"/>
         <w:ind w:firstLine="360"/>
       </w:pPr>
       <w:r>
@@ -552,19 +488,6 @@
           <w:szCs w:val="24"/>
         </w:rPr>
         <w:t xml:space="preserve">He left without waiting for an answer, his two followers trailing after him, and Amara stood in her own yard a long while afterward, feeling the particular exhaustion of a woman who had believed, for one brief week, that the worst of this danger had finally passed, only to learn that the shape threatening her family had simply changed hands, and grown hungrier for certainty than the last one ever was.</w:t>
-      </w:r>
-    </w:p>
-    <w:p>
-      <w:pPr>
-        <w:spacing w:after="0" w:line="360"/>
-      </w:pPr>
-      <w:r>
-        <w:rPr>
-          <w:rFonts w:ascii="Georgia" w:hAnsi="Georgia" w:cs="Georgia"/>
-          <w:sz w:val="24"/>
-          <w:szCs w:val="24"/>
-        </w:rPr>
-        <w:t xml:space="preserve"/>
       </w:r>
     </w:p>
     <w:sectPr>
